--- a/Files/04 - Bamidbar/04 - Shlach/5783/Shlach 5783.docx
+++ b/Files/04 - Bamidbar/04 - Shlach/5783/Shlach 5783.docx
@@ -122,7 +122,7 @@
           <w:rFonts w:ascii="Times New Roman" w:hAnsi="Times New Roman" w:cs="Times New Roman"/>
           <w:rtl/>
         </w:rPr>
-        <w:t>״</w:t>
+        <w:t>"</w:t>
       </w:r>
       <w:r>
         <w:rPr>
@@ -432,7 +432,7 @@
           <w:rFonts w:ascii="Times New Roman" w:hAnsi="Times New Roman" w:cs="Times New Roman"/>
           <w:rtl/>
         </w:rPr>
-        <w:t>״</w:t>
+        <w:t>"</w:t>
       </w:r>
       <w:r>
         <w:rPr>
@@ -446,6 +446,26 @@
           <w:rFonts w:ascii="Times New Roman" w:hAnsi="Times New Roman" w:cs="Times New Roman"/>
         </w:rPr>
         <w:t>.</w:t>
+      </w:r>
+      <w:r>
+        <w:rPr>
+          <w:rFonts w:ascii="Times New Roman" w:hAnsi="Times New Roman" w:cs="Times New Roman"/>
+        </w:rPr>
+        <w:t xml:space="preserve"> (</w:t>
+      </w:r>
+      <w:r>
+        <w:rPr>
+          <w:rFonts w:ascii="Times New Roman" w:hAnsi="Times New Roman" w:cs="Times New Roman"/>
+          <w:i/>
+          <w:iCs/>
+        </w:rPr>
+        <w:t>Rav Chaim Kanievsky on Chumash</w:t>
+      </w:r>
+      <w:r>
+        <w:rPr>
+          <w:rFonts w:ascii="Times New Roman" w:hAnsi="Times New Roman" w:cs="Times New Roman"/>
+        </w:rPr>
+        <w:t>. Permission granted by ArtScroll / Mesorah Publications)</w:t>
       </w:r>
       <w:r>
         <w:rPr>
@@ -872,7 +892,7 @@
           <w:rFonts w:ascii="Times New Roman" w:hAnsi="Times New Roman" w:cs="Times New Roman"/>
           <w:rtl/>
         </w:rPr>
-        <w:t>״</w:t>
+        <w:t>"</w:t>
       </w:r>
       <w:r>
         <w:rPr>
@@ -1449,7 +1469,7 @@
         <w:rPr>
           <w:rFonts w:ascii="Times New Roman" w:hAnsi="Times New Roman" w:cs="Times New Roman"/>
         </w:rPr>
-        <w:t xml:space="preserve"> that discussed the positive attributes of various </w:t>
+        <w:t xml:space="preserve"> that discussed the positive attributes of various</w:t>
       </w:r>
       <w:r>
         <w:rPr>
@@ -1799,7 +1819,7 @@
         <w:rPr>
           <w:rFonts w:ascii="Times New Roman" w:hAnsi="Times New Roman" w:cs="Times New Roman"/>
         </w:rPr>
-        <w:t xml:space="preserve">thoughts recorded anywhere in </w:t>
+        <w:t>thoughts recorded anywhere in</w:t>
       </w:r>
       <w:r>
         <w:rPr>
@@ -1827,7 +1847,7 @@
           <w:rFonts w:ascii="Times New Roman" w:hAnsi="Times New Roman" w:cs="Times New Roman"/>
           <w:rtl/>
         </w:rPr>
-        <w:t>״</w:t>
+        <w:t>"</w:t>
       </w:r>
       <w:r>
         <w:rPr>
@@ -2024,7 +2044,7 @@
           <w:rFonts w:ascii="Times New Roman" w:hAnsi="Times New Roman" w:cs="Times New Roman"/>
           <w:rtl/>
         </w:rPr>
-        <w:t>״</w:t>
+        <w:t>"</w:t>
       </w:r>
       <w:r>
         <w:rPr>

--- a/Files/04 - Bamidbar/04 - Shlach/5783/Shlach 5783.docx
+++ b/Files/04 - Bamidbar/04 - Shlach/5783/Shlach 5783.docx
@@ -122,7 +122,7 @@
           <w:rFonts w:ascii="Times New Roman" w:hAnsi="Times New Roman" w:cs="Times New Roman"/>
           <w:rtl/>
         </w:rPr>
-        <w:t>"</w:t>
+        <w:t>״</w:t>
       </w:r>
       <w:r>
         <w:rPr>
@@ -432,7 +432,7 @@
           <w:rFonts w:ascii="Times New Roman" w:hAnsi="Times New Roman" w:cs="Times New Roman"/>
           <w:rtl/>
         </w:rPr>
-        <w:t>"</w:t>
+        <w:t>״</w:t>
       </w:r>
       <w:r>
         <w:rPr>
@@ -892,7 +892,7 @@
           <w:rFonts w:ascii="Times New Roman" w:hAnsi="Times New Roman" w:cs="Times New Roman"/>
           <w:rtl/>
         </w:rPr>
-        <w:t>"</w:t>
+        <w:t>״</w:t>
       </w:r>
       <w:r>
         <w:rPr>
@@ -1469,7 +1469,7 @@
         <w:rPr>
           <w:rFonts w:ascii="Times New Roman" w:hAnsi="Times New Roman" w:cs="Times New Roman"/>
         </w:rPr>
-        <w:t xml:space="preserve"> that discussed the positive attributes of various</w:t>
+        <w:t xml:space="preserve"> that discussed the positive attributes of various </w:t>
       </w:r>
       <w:r>
         <w:rPr>
@@ -1819,7 +1819,7 @@
         <w:rPr>
           <w:rFonts w:ascii="Times New Roman" w:hAnsi="Times New Roman" w:cs="Times New Roman"/>
         </w:rPr>
-        <w:t>thoughts recorded anywhere in</w:t>
+        <w:t xml:space="preserve">thoughts recorded anywhere in </w:t>
       </w:r>
       <w:r>
         <w:rPr>
@@ -1847,7 +1847,7 @@
           <w:rFonts w:ascii="Times New Roman" w:hAnsi="Times New Roman" w:cs="Times New Roman"/>
           <w:rtl/>
         </w:rPr>
-        <w:t>"</w:t>
+        <w:t>״</w:t>
       </w:r>
       <w:r>
         <w:rPr>
@@ -2044,7 +2044,7 @@
           <w:rFonts w:ascii="Times New Roman" w:hAnsi="Times New Roman" w:cs="Times New Roman"/>
           <w:rtl/>
         </w:rPr>
-        <w:t>"</w:t>
+        <w:t>״</w:t>
       </w:r>
       <w:r>
         <w:rPr>
